--- a/DeLyseroedeSpejdere/Docs/DoD_og_Verifikation.docx
+++ b/DeLyseroedeSpejdere/Docs/DoD_og_Verifikation.docx
@@ -20,7 +20,7 @@
     </w:p>
     <w:p>
       <w:r>
-        <w:t>Dette dokument er baseret på den udleverede DoD.docx. Alle ni krav er gengivet. Status viser, hvad der er lagt i projektet, og hvad der mangler at blive kontrolleret. Implementeret betyder ikke automatisk testet eller godkendt.</w:t>
+        <w:t>Status pr. 27. oktober 2026. Alle ni DoD-krav er med. Dokumenterede tests og oplyste tre-personers brugertests indgår. Uafhængig Code Review-godkendelse udestår.</w:t>
       </w:r>
     </w:p>
     <w:p>
@@ -170,7 +170,7 @@
               <w:rPr>
                 <w:sz w:val="16"/>
               </w:rPr>
-              <w:t>Repositories/ActivityRepository, UserRepository og RegistrationRepository isolerer SQL.</w:t>
+              <w:t>Repositories/ (SQL adskilt fra PageModels). Visual Studio-build: 2/2 projekter.</w:t>
             </w:r>
           </w:p>
         </w:tc>
@@ -188,7 +188,7 @@
               <w:rPr>
                 <w:sz w:val="16"/>
               </w:rPr>
-              <w:t>Implementeret; skal bygges og kontrolleres.</w:t>
+              <w:t>Implementeret; kompilering og hovedfunktioner testet.</w:t>
             </w:r>
           </w:p>
         </w:tc>
@@ -241,7 +241,7 @@
               <w:rPr>
                 <w:sz w:val="16"/>
               </w:rPr>
-              <w:t>Docs/UI_Heuristik_og_Gestalt.md knytter heuristikker til konkrete sider og UI-elementer.</w:t>
+              <w:t>Docs/UI_Heuristik_og_Gestalt.md: alle 10 heuristikker vurderet; UX-01 registreret fra brugertest.</w:t>
             </w:r>
           </w:p>
         </w:tc>
@@ -258,7 +258,7 @@
               <w:rPr>
                 <w:sz w:val="16"/>
               </w:rPr>
-              <w:t>Gennemgået på designniveau; brugertest mangler.</w:t>
+              <w:t>Intern UI-evaluering gennemført. Datotid i 24-timersformat er rettet og lokalt afprøvet.</w:t>
             </w:r>
           </w:p>
         </w:tc>
@@ -314,7 +314,7 @@
               <w:rPr>
                 <w:sz w:val="16"/>
               </w:rPr>
-              <w:t>Samme dokument; CSS-kort, ens styling, nærhed og fælles region.</w:t>
+              <w:t>Docs/UI_Heuristik_og_Gestalt.md: nærhed, lighed, fælles region, figur/baggrund, kontinuitet og hierarki.</w:t>
             </w:r>
           </w:p>
         </w:tc>
@@ -332,7 +332,7 @@
               <w:rPr>
                 <w:sz w:val="16"/>
               </w:rPr>
-              <w:t>Designvalg implementeret; brugervurdering mangler.</w:t>
+              <w:t>Gestalt og visuelt hierarki gennemgået. Mobilvisning/kontrast er ikke fuldt undersøgt.</w:t>
             </w:r>
           </w:p>
         </w:tc>
@@ -385,7 +385,7 @@
               <w:rPr>
                 <w:sz w:val="16"/>
               </w:rPr>
-              <w:t>Tre repository-interfaces og registrering i Program.cs.</w:t>
+              <w:t>IActivityRepository, IUserRepository, IRegistrationRepository og DI i Program.cs.</w:t>
             </w:r>
           </w:p>
         </w:tc>
@@ -402,7 +402,7 @@
               <w:rPr>
                 <w:sz w:val="16"/>
               </w:rPr>
-              <w:t>Implementeret; kompilering mangler.</w:t>
+              <w:t>Implementeret; 2/2 projekter bygger uden fejl.</w:t>
             </w:r>
           </w:p>
         </w:tc>
@@ -458,7 +458,7 @@
               <w:rPr>
                 <w:sz w:val="16"/>
               </w:rPr>
-              <w:t>Docs/Klassediagram.png og .dot indeholder modeller, interfaces og repositories.</w:t>
+              <w:t>Docs/Klassediagram.png/.dot og ER_diagram.png.</w:t>
             </w:r>
           </w:p>
         </w:tc>
@@ -476,7 +476,7 @@
               <w:rPr>
                 <w:sz w:val="16"/>
               </w:rPr>
-              <w:t>Diagram udarbejdet; sammenlignes med seneste kode.</w:t>
+              <w:t>Diagrammer foreligger; endeligt tjek mod kildekode mangler.</w:t>
             </w:r>
           </w:p>
         </w:tc>
@@ -529,7 +529,7 @@
               <w:rPr>
                 <w:sz w:val="16"/>
               </w:rPr>
-              <w:t>Docs/CodeReview.md indeholder reviewpunkter og godkendelsesfelt.</w:t>
+              <w:t>Docs/CodeReview.md: individuel teknisk gennemgang og registrerede fejl.</w:t>
             </w:r>
           </w:p>
         </w:tc>
@@ -546,7 +546,7 @@
               <w:rPr>
                 <w:sz w:val="16"/>
               </w:rPr>
-              <w:t>Afventer reelt review og godkendelse.</w:t>
+              <w:t>Gennemgang dokumenteret; uafhængig godkendelse mangler.</w:t>
             </w:r>
           </w:p>
         </w:tc>
@@ -602,7 +602,7 @@
               <w:rPr>
                 <w:sz w:val="16"/>
               </w:rPr>
-              <w:t>Docs/Sporbarhed.md kobler US, kildkode og tests. Git skal initialiseres og pushes.</w:t>
+              <w:t>GitHub: github.com/martinsir/DeLyseroedeSpejdere; Docs/Sporbarhed.md.</w:t>
             </w:r>
           </w:p>
         </w:tc>
@@ -620,7 +620,7 @@
               <w:rPr>
                 <w:sz w:val="16"/>
               </w:rPr>
-              <w:t>Afventer faktiske Git-commits og link.</w:t>
+              <w:t>Git/main oprettet og push gennemført; initial commit 97bb892.</w:t>
             </w:r>
           </w:p>
         </w:tc>
@@ -673,7 +673,7 @@
               <w:rPr>
                 <w:sz w:val="16"/>
               </w:rPr>
-              <w:t>Docs/Brugertest_3_personer.md indeholder 3 testark og 3 opgaver.</w:t>
+              <w:t>Docs/Brugertest_3_personer.md: tre anonyme testpersoner med opgave A, B og C. Fælles fund: AM/PM.</w:t>
             </w:r>
           </w:p>
         </w:tc>
@@ -690,7 +690,7 @@
               <w:rPr>
                 <w:sz w:val="16"/>
               </w:rPr>
-              <w:t>Afventer test på tre faktiske personer.</w:t>
+              <w:t>Gennemført ifølge testdokumentationen. UX-01 rettet og lokalt afprøvet; ingen dokumenteret gentest med alle tre.</w:t>
             </w:r>
           </w:p>
         </w:tc>
@@ -746,7 +746,7 @@
               <w:rPr>
                 <w:sz w:val="16"/>
               </w:rPr>
-              <w:t>Tests/DeLyseroedeSpejdere.Tests (xUnit) tester validering og tilmeldingsregler.</w:t>
+              <w:t>Tests/DeLyseroedeSpejdere.Tests; xUnit i Test Explorer.</w:t>
             </w:r>
           </w:p>
         </w:tc>
@@ -764,7 +764,7 @@
               <w:rPr>
                 <w:sz w:val="16"/>
               </w:rPr>
-              <w:t>Testkode skrevet; eksekvering mangler.</w:t>
+              <w:t>9/9 tests bestået, 0 fejlet (26/10).</w:t>
             </w:r>
           </w:p>
         </w:tc>
@@ -780,17 +780,17 @@
     </w:p>
     <w:p>
       <w:r>
-        <w:t>Repository Pattern: SQL-koden er samlet i Repositories i stedet for PageModels. Der er indført IActivityRepository, IUserRepository og IRegistrationRepository. Program.cs registrerer dem med dependency injection.</w:t>
+        <w:t>Repository Pattern: SQL ligger i Repositories; tre interfaces anvendes med dependency injection i Program.cs. Begge projekter kompilerer.</w:t>
       </w:r>
     </w:p>
     <w:p>
       <w:r>
-        <w:t>Klassediagram: Se Klassediagram.png. Diagrammet viser centrale modeller, repository-interfaces, implementeringer og afhængigheder. Databasens mange-til-mange-relation er yderligere vist i ER_diagram.png.</w:t>
+        <w:t>Klassediagram og ER-diagram er udarbejdet. US-09 (flere ledere) er ikke implementeret; endelig kodekontrol mangler.</w:t>
       </w:r>
     </w:p>
     <w:p>
       <w:r>
-        <w:t>Unit tests: xUnit-tests findes i Tests/DeLyseroedeSpejdere.Tests. Der er tests for gyldige/ugyldige aktiviteter, deltagerkapacitet, minimumsalder, færdighedstegn og brugerrolle. Det er unit tests uden aktiv MySQL-forbindelse; integrationstests skal udføres separat.</w:t>
+        <w:t>Unit tests: 9/9 xUnit-tests bestået (26/10). Integrations- og databasekontrol beskrives i Testplan.md.</w:t>
       </w:r>
     </w:p>
     <w:p>
@@ -803,12 +803,12 @@
     </w:p>
     <w:p>
       <w:r>
-        <w:t>Nielsens heuristikker: Detaljeret gennemgang af 10 heuristikker med konkrete UI-elementer findes i UI_Heuristik_og_Gestalt.md. Gestalt: Samlede aktivitetskort, grupperede formularfelter, ensartede knapper og genkendelig navigation er valgt som designprincipper.</w:t>
+        <w:t>UI: Nielsens 10 heuristikker, Gestaltlove og visuelt hierarki er gennemgået (Docs/UI_Heuristik_og_Gestalt.md). CR-01 og CR-02 er rettet. Brugertest gav fundet UX-01 (AM/PM).</w:t>
       </w:r>
     </w:p>
     <w:p>
       <w:r>
-        <w:t>Bemærk: Dokumenterede designvalg opfylder ikke alene kravet om 3 brugertests. Reelle brugere skal prøve appen, og observationerne skal skrives ned.</w:t>
+        <w:t>UX-01: Create.cshtml og Edit.cshtml har nu separate datofelter og 24-timers klokkeslæt (HH:mm). Lokalt afprøvet. Gentest med deltagerne og mobil-/kontrasttest mangler.</w:t>
       </w:r>
     </w:p>
     <w:p>
@@ -821,12 +821,12 @@
     </w:p>
     <w:p>
       <w:r>
-        <w:t>Code Review: Benyt CodeReview.md som checkliste. En uafhængig reviewer skriver navn/dato og tager stilling til godkendelse. Denne godkendelse er endnu ikke registreret.</w:t>
+        <w:t>Code Review: Intern teknisk gennemgang dokumenteret i CodeReview.md. CR-01 og CR-02 er rettet; uafhængig godkendelse mangler.</w:t>
       </w:r>
     </w:p>
     <w:p>
       <w:r>
-        <w:t>Brugertest: Benyt Brugertest_3_personer.md. Hver af tre reelle testpersoner forsøger at finde aktivitet, tilmelde sig som spejder og oprette aktivitet som leder. Notér fejl og forbedringer. Der er endnu ingen registrerede testresultater.</w:t>
+        <w:t>Brugertest: Tre anonyme deltagere gennemførte ifølge testarket de samme opgaver A, B og C. Alle tre havde vanskeligheder med AM/PM ved aktivitetens tider; fundet UX-01 blev rettet.</w:t>
       </w:r>
     </w:p>
     <w:p>
@@ -839,7 +839,7 @@
     </w:p>
     <w:p>
       <w:r>
-        <w:t>Sporbarhed.md forbinder user stories med kodefiler og test-ID’er. Git-commits og GitHub-adresse skal udfyldes med faktiske data. Den officielle projektperiode er ikke dokumentation for, hvornår en konkret ændring blev foretaget.</w:t>
+        <w:t>Git: Offentlig main-branch på github.com/martinsir/DeLyseroedeSpejdere. Initial commit 97bb892. Sporbarhed.md forbinder krav, kode og test.</w:t>
       </w:r>
     </w:p>
     <w:p>
@@ -847,7 +847,27 @@
         <w:pStyle w:val="Heading1"/>
       </w:pPr>
       <w:r>
-        <w:t>6. Endelig godkendelse før aflevering</w:t>
+        <w:t>6. Dokumenterede testresultater (26. oktober)</w:t>
+      </w:r>
+    </w:p>
+    <w:p>
+      <w:pPr/>
+      <w:r>
+        <w:t>Funktionelle tests: T02, T05, T08, T09 og T12 er bestået. Aktivitetshåndtering og tilmelding/framelding er afprøvet. De nye 24-timersfelter fungerer i den lokale test.</w:t>
+      </w:r>
+    </w:p>
+    <w:p>
+      <w:pPr/>
+      <w:r>
+        <w:t>T07: MySQL afviste dublet med fejl 1062. Gentagen tilmelding gennem C# er ikke særskilt testet; se Testplan.md.</w:t>
+      </w:r>
+    </w:p>
+    <w:p>
+      <w:pPr>
+        <w:pStyle w:val="Heading1"/>
+      </w:pPr>
+      <w:r>
+        <w:t>7. Endelig godkendelse før aflevering</w:t>
       </w:r>
     </w:p>
     <w:p>
@@ -855,7 +875,7 @@
         <w:pStyle w:val="ListBullet"/>
       </w:pPr>
       <w:r>
-        <w:t>[ ] Projektet bygger i Visual Studio / .NET 10</w:t>
+        <w:t>[x] Projektet bygger i Visual Studio / .NET 10 (2/2 projekter)</w:t>
       </w:r>
     </w:p>
     <w:p>
@@ -863,7 +883,7 @@
         <w:pStyle w:val="ListBullet"/>
       </w:pPr>
       <w:r>
-        <w:t>[ ] Alle automatiske unit tests er kørt, og resultat er dokumenteret</w:t>
+        <w:t>[x] Alle 9 automatiske unit tests er kørt og bestået</w:t>
       </w:r>
     </w:p>
     <w:p>
@@ -871,7 +891,7 @@
         <w:pStyle w:val="ListBullet"/>
       </w:pPr>
       <w:r>
-        <w:t>[ ] Database og login er manuelt testet</w:t>
+        <w:t>[x] Database, login og centrale brugerforløb er manuelt testet</w:t>
       </w:r>
     </w:p>
     <w:p>
@@ -879,7 +899,7 @@
         <w:pStyle w:val="ListBullet"/>
       </w:pPr>
       <w:r>
-        <w:t>[ ] UI er gennemgået mod heuristikker og Gestalt</w:t>
+        <w:t>[x] UI-principper gennemgået; UX-01 rettet og lokalt afprøvet</w:t>
       </w:r>
     </w:p>
     <w:p>
@@ -887,7 +907,7 @@
         <w:pStyle w:val="ListBullet"/>
       </w:pPr>
       <w:r>
-        <w:t>[ ] Tre forskellige personer har gennemført brugertest</w:t>
+        <w:t>[x] Tre anonyme testpersoner; fundet UX-01 dokumenteret</w:t>
       </w:r>
     </w:p>
     <w:p>
@@ -895,7 +915,7 @@
         <w:pStyle w:val="ListBullet"/>
       </w:pPr>
       <w:r>
-        <w:t>[ ] Code Review er gennemført og godkendt</w:t>
+        <w:t>[ ] Uafhængig Code Review er gennemført og godkendt</w:t>
       </w:r>
     </w:p>
     <w:p>
@@ -903,7 +923,7 @@
         <w:pStyle w:val="ListBullet"/>
       </w:pPr>
       <w:r>
-        <w:t>[ ] Git-repository med reelle commits kan åbnes</w:t>
+        <w:t>[x] GitHub-repository med reelle commits kan åbnes</w:t>
       </w:r>
     </w:p>
     <w:p>
@@ -911,7 +931,7 @@
         <w:pStyle w:val="ListBullet"/>
       </w:pPr>
       <w:r>
-        <w:t>[ ] User stories, klassediagram og Word-dokumentation er opdateret</w:t>
+        <w:t>[ ] Klassediagram er endeligt sammenholdt med kode, og samlet aflevering er kontrolleret</w:t>
       </w:r>
     </w:p>
     <w:sectPr>
@@ -934,7 +954,7 @@
       <w:jc w:val="center"/>
     </w:pPr>
     <w:r>
-      <w:t>2. semester · Oktober 2026  |  Udfyld testresultater efter faktisk udførelse</w:t>
+      <w:t>2. semester · Oktober 2026  |  Status pr. 27.10.2026 – ikke endeligt godkendt</w:t>
     </w:r>
   </w:p>
 </w:ftr>
